--- a/UX-макеты/Data Dictionary.docx
+++ b/UX-макеты/Data Dictionary.docx
@@ -893,20 +893,7 @@
           <w:lang w:val="en-US"/>
         </w:rPr>
         <w:tab/>
-      </w:r>
-      <w:r>
-        <w:rPr>
-          <w:sz w:val="32"/>
-          <w:lang w:val="en-US"/>
-        </w:rPr>
-        <w:t>string</w:t>
-      </w:r>
-      <w:r>
-        <w:rPr>
-          <w:sz w:val="32"/>
-          <w:lang w:val="en-US"/>
-        </w:rPr>
-        <w:t xml:space="preserve"> Title – </w:t>
+        <w:t xml:space="preserve">string Title – </w:t>
       </w:r>
       <w:r>
         <w:rPr>
@@ -935,13 +922,29 @@
           <w:lang w:val="en-US"/>
         </w:rPr>
         <w:tab/>
-      </w:r>
-      <w:r>
-        <w:rPr>
-          <w:sz w:val="32"/>
-          <w:lang w:val="en-US"/>
-        </w:rPr>
-        <w:t>string</w:t>
+        <w:t xml:space="preserve">string </w:t>
+      </w:r>
+      <w:proofErr w:type="spellStart"/>
+      <w:r>
+        <w:rPr>
+          <w:sz w:val="32"/>
+          <w:lang w:val="en-US"/>
+        </w:rPr>
+        <w:t>PlainText</w:t>
+      </w:r>
+      <w:proofErr w:type="spellEnd"/>
+      <w:r>
+        <w:rPr>
+          <w:sz w:val="32"/>
+          <w:lang w:val="en-US"/>
+        </w:rPr>
+        <w:t xml:space="preserve"> – </w:t>
+      </w:r>
+      <w:r>
+        <w:rPr>
+          <w:sz w:val="32"/>
+        </w:rPr>
+        <w:t>Текст</w:t>
       </w:r>
       <w:r>
         <w:rPr>
@@ -949,28 +952,6 @@
           <w:lang w:val="en-US"/>
         </w:rPr>
         <w:t xml:space="preserve"> </w:t>
-      </w:r>
-      <w:proofErr w:type="spellStart"/>
-      <w:r>
-        <w:rPr>
-          <w:sz w:val="32"/>
-          <w:lang w:val="en-US"/>
-        </w:rPr>
-        <w:t>PlainText</w:t>
-      </w:r>
-      <w:proofErr w:type="spellEnd"/>
-      <w:r>
-        <w:rPr>
-          <w:sz w:val="32"/>
-          <w:lang w:val="en-US"/>
-        </w:rPr>
-        <w:t xml:space="preserve"> – </w:t>
-      </w:r>
-      <w:r>
-        <w:rPr>
-          <w:sz w:val="32"/>
-        </w:rPr>
-        <w:t xml:space="preserve">Текст </w:t>
       </w:r>
     </w:p>
     <w:p>
@@ -1337,8 +1318,16 @@
       <w:pPr>
         <w:rPr>
           <w:sz w:val="40"/>
-        </w:rPr>
-      </w:pPr>
+          <w:lang w:val="en-US"/>
+        </w:rPr>
+      </w:pPr>
+      <w:r>
+        <w:rPr>
+          <w:sz w:val="40"/>
+          <w:lang w:val="en-US"/>
+        </w:rPr>
+        <w:t>lkjhsdgfuioks</w:t>
+      </w:r>
       <w:bookmarkStart w:id="0" w:name="_GoBack"/>
       <w:bookmarkEnd w:id="0"/>
     </w:p>
